--- a/krisztian-hadi-product-designer-2026.docx
+++ b/krisztian-hadi-product-designer-2026.docx
@@ -181,7 +181,7 @@
         <w:rPr>
           <w:rFonts w:ascii="Noto Serif" w:hAnsi="Noto Serif"/>
         </w:rPr>
-        <w:t>EU-based (Hungarian citizen) | Fully aligned with EU Time Zones</w:t>
+        <w:t xml:space="preserve">EU-based (Hungarian citizen) | Fully aligned with EU time zones</w:t>
       </w:r>
     </w:p>
     <w:p>
@@ -210,7 +210,7 @@
         <w:rPr>
           <w:rFonts w:ascii="Noto Serif" w:hAnsi="Noto Serif"/>
         </w:rPr>
-        <w:t xml:space="preserve">Multidisciplinary Product Designer and Design Engineer with </w:t>
+        <w:t xml:space="preserve">I'm a multidisciplinary product designer and design engineer with </w:t>
       </w:r>
       <w:r>
         <w:rPr>
@@ -223,7 +223,7 @@
         <w:rPr>
           <w:rFonts w:ascii="Noto Serif" w:hAnsi="Noto Serif"/>
         </w:rPr>
-        <w:t xml:space="preserve"> crafting digital products across advertising, gaming, SaaS, and adult entertainment. Proven track record of leading design initiatives for platforms with </w:t>
+        <w:t xml:space="preserve"> building products across advertising, gaming, SaaS, and adult entertainment. I've led design for platforms with </w:t>
       </w:r>
       <w:r>
         <w:rPr>
@@ -236,7 +236,7 @@
         <w:rPr>
           <w:rFonts w:ascii="Noto Serif" w:hAnsi="Noto Serif"/>
         </w:rPr>
-        <w:t xml:space="preserve"> and driving measurable improvements in accessibility, user experience, and conversion. Strong advocate for </w:t>
+        <w:t xml:space="preserve"> and I've pushed measurable improvements in accessibility, user experience, and conversion. I care about </w:t>
       </w:r>
       <w:r>
         <w:rPr>
@@ -248,22 +248,22 @@
         <w:rPr>
           <w:rFonts w:ascii="Noto Serif" w:hAnsi="Noto Serif"/>
         </w:rPr>
-        <w:t>, transparent collaboration, and bridging the gap between design and development.</w:t>
-      </w:r>
-    </w:p>
-    <w:p>
-      <w:pPr>
-        <w:pStyle w:val="BodyText"/>
-        <w:bidi w:val="0"/>
-        <w:rPr>
-          <w:rFonts w:ascii="Noto Serif" w:hAnsi="Noto Serif"/>
-        </w:rPr>
-      </w:pPr>
-      <w:r>
-        <w:rPr>
-          <w:rFonts w:ascii="Noto Serif" w:hAnsi="Noto Serif"/>
-        </w:rPr>
-        <w:t>Seeking remote Senior Product Designer, Design Engineer, or Lead roles in SaaS, open-source, or privacy-focused companies.</w:t>
+        <w:t xml:space="preserve">, and transparent collaboration — and about closing the gap between design and development.</w:t>
+      </w:r>
+    </w:p>
+    <w:p>
+      <w:pPr>
+        <w:pStyle w:val="BodyText"/>
+        <w:bidi w:val="0"/>
+        <w:rPr>
+          <w:rFonts w:ascii="Noto Serif" w:hAnsi="Noto Serif"/>
+        </w:rPr>
+      </w:pPr>
+      <w:r>
+        <w:rPr>
+          <w:rFonts w:ascii="Noto Serif" w:hAnsi="Noto Serif"/>
+        </w:rPr>
+        <w:t xml:space="preserve">I'm looking for remote Senior Product Designer, Design Engineer, or Lead roles — SaaS, open source, or privacy-focused teams.</w:t>
       </w:r>
     </w:p>
     <w:p>
@@ -437,13 +437,13 @@
         <w:rPr>
           <w:rFonts w:ascii="Noto Serif" w:hAnsi="Noto Serif"/>
         </w:rPr>
-        <w:t xml:space="preserve">Vue, Typescript, </w:t>
-      </w:r>
-      <w:r>
-        <w:rPr>
-          <w:rFonts w:ascii="Noto Serif" w:hAnsi="Noto Serif"/>
-        </w:rPr>
-        <w:t>React, Responsive Design, Browser Prototyping.</w:t>
+        <w:t xml:space="preserve">Vue, TypeScript, React</w:t>
+      </w:r>
+      <w:r>
+        <w:rPr>
+          <w:rFonts w:ascii="Noto Serif" w:hAnsi="Noto Serif"/>
+        </w:rPr>
+        <w:t xml:space="preserve">, Responsive Design, Browser Prototyping.</w:t>
       </w:r>
     </w:p>
     <w:p>
@@ -570,7 +570,7 @@
         <w:rPr>
           <w:rFonts w:ascii="Noto Serif" w:hAnsi="Noto Serif"/>
         </w:rPr>
-        <w:t xml:space="preserve"> | *2022 – 2025*</w:t>
+        <w:t xml:space="preserve"> | 2022 – 2025</w:t>
       </w:r>
     </w:p>
     <w:p>
@@ -605,7 +605,7 @@
         <w:rPr>
           <w:rFonts w:ascii="Noto Serif" w:hAnsi="Noto Serif"/>
         </w:rPr>
-        <w:t xml:space="preserve">, the UK's largest adult entertainment portal </w:t>
+        <w:t xml:space="preserve"> — the UK's largest adult entertainment portal </w:t>
       </w:r>
       <w:r>
         <w:rPr>
@@ -624,7 +624,7 @@
         <w:rPr>
           <w:rFonts w:ascii="Noto Serif" w:hAnsi="Noto Serif"/>
         </w:rPr>
-        <w:t>, overseeing a complete UX audit and redesign of the main product.</w:t>
+        <w:t xml:space="preserve">, which meant a complete UX audit and a redesign of the main product.</w:t>
       </w:r>
     </w:p>
     <w:p>
@@ -648,7 +648,7 @@
         <w:rPr>
           <w:rFonts w:ascii="Noto Serif" w:hAnsi="Noto Serif"/>
         </w:rPr>
-        <w:t>Initiated and managed the design system, ensuring consistency across multiple platforms and improving design-to-development handoff efficiency.</w:t>
+        <w:t xml:space="preserve">Started the design system and kept it going, which held multiple platforms consistent and took friction out of design-to-development handoff.</w:t>
       </w:r>
     </w:p>
     <w:p>
@@ -672,7 +672,7 @@
         <w:rPr>
           <w:rFonts w:ascii="Noto Serif" w:hAnsi="Noto Serif"/>
         </w:rPr>
-        <w:t>Took ownership of a sub-product, leading its branding, UI/UX, and frontend development through a successful launch.</w:t>
+        <w:t xml:space="preserve">Took ownership of an experimental spinoff project (Hotica) — branding, UI/UX, and frontend development — through to a successful launch.</w:t>
       </w:r>
     </w:p>
     <w:p>
@@ -696,7 +696,7 @@
         <w:rPr>
           <w:rFonts w:ascii="Noto Serif" w:hAnsi="Noto Serif"/>
         </w:rPr>
-        <w:t>Collaborated with a partnering payment processor, providing UI development support to enhance their integration.</w:t>
+        <w:t xml:space="preserve">Worked with a partner payment processor, giving them UI development support to improve the integration.</w:t>
       </w:r>
     </w:p>
     <w:p>
@@ -720,7 +720,7 @@
         <w:rPr>
           <w:rFonts w:ascii="Noto Serif" w:hAnsi="Noto Serif"/>
         </w:rPr>
-        <w:t>Managed stakeholder relationships and aligned design initiatives with business goals.</w:t>
+        <w:t xml:space="preserve">Managed stakeholder relationships, and kept the design work pointed at business goals.</w:t>
       </w:r>
     </w:p>
     <w:p>
@@ -766,7 +766,7 @@
         <w:rPr>
           <w:rFonts w:ascii="Noto Serif" w:hAnsi="Noto Serif"/>
         </w:rPr>
-        <w:t xml:space="preserve"> | *2021 – 2022*</w:t>
+        <w:t xml:space="preserve"> | 2021 – 2022</w:t>
       </w:r>
     </w:p>
     <w:p>
@@ -790,7 +790,7 @@
         <w:rPr>
           <w:rFonts w:ascii="Noto Serif" w:hAnsi="Noto Serif"/>
         </w:rPr>
-        <w:t>Served as a key member of a specialized "SWAT" team, tackling high-priority, cross-functional projects.</w:t>
+        <w:t xml:space="preserve">Joined a small "SWAT" team that got dropped onto high-priority, cross-functional projects.</w:t>
       </w:r>
     </w:p>
     <w:p>
@@ -838,14 +838,14 @@
         <w:rPr>
           <w:rFonts w:ascii="Noto Serif" w:hAnsi="Noto Serif"/>
         </w:rPr>
-        <w:t xml:space="preserve">, resulting in a </w:t>
-      </w:r>
-      <w:r>
-        <w:rPr>
-          <w:rStyle w:val="Strong"/>
-          <w:rFonts w:ascii="Noto Serif" w:hAnsi="Noto Serif"/>
-        </w:rPr>
-        <w:t>14% increase in compliance</w:t>
+        <w:t xml:space="preserve"> — a </w:t>
+      </w:r>
+      <w:r>
+        <w:rPr>
+          <w:rStyle w:val="Strong"/>
+          <w:rFonts w:ascii="Noto Serif" w:hAnsi="Noto Serif"/>
+        </w:rPr>
+        <w:t xml:space="preserve">14% jump in compliance</w:t>
       </w:r>
       <w:r>
         <w:rPr>
@@ -875,7 +875,7 @@
         <w:rPr>
           <w:rFonts w:ascii="Noto Serif" w:hAnsi="Noto Serif"/>
         </w:rPr>
-        <w:t>Designed and built internal tooling for project development teams, streamlining workflows and boosting productivity within GoTo products.</w:t>
+        <w:t xml:space="preserve">Designed and built internal tools for project teams, which made workflows quicker and more productive across GoTo products.</w:t>
       </w:r>
     </w:p>
     <w:p>
@@ -899,7 +899,7 @@
         <w:rPr>
           <w:rFonts w:ascii="Noto Serif" w:hAnsi="Noto Serif"/>
         </w:rPr>
-        <w:t>Collaborated closely with developers and product managers to ship high-quality features under tight deadlines.</w:t>
+        <w:t xml:space="preserve">Worked side by side with developers and product managers to ship features under tight deadlines.</w:t>
       </w:r>
     </w:p>
     <w:p>
@@ -944,7 +944,7 @@
         <w:rPr>
           <w:rFonts w:ascii="Noto Serif" w:hAnsi="Noto Serif"/>
         </w:rPr>
-        <w:t xml:space="preserve"> | *2018 – 2022*</w:t>
+        <w:t xml:space="preserve"> | 2018 – 2022</w:t>
       </w:r>
     </w:p>
     <w:p>
@@ -992,7 +992,7 @@
         <w:rPr>
           <w:rFonts w:ascii="Noto Serif" w:hAnsi="Noto Serif"/>
         </w:rPr>
-        <w:t>Acted as a faculty lead, coordinating with other instructors and refining the program based on student feedback and industry trends.</w:t>
+        <w:t xml:space="preserve">Coordinated with the other instructors as faculty lead, and kept refining the program based on student feedback and what the industry was asking for.</w:t>
       </w:r>
     </w:p>
     <w:p>
@@ -1045,7 +1045,7 @@
         <w:rPr>
           <w:rFonts w:ascii="Noto Serif" w:hAnsi="Noto Serif"/>
         </w:rPr>
-        <w:t xml:space="preserve"> | *2017 – 2020*</w:t>
+        <w:t xml:space="preserve"> | 2017 – 2020</w:t>
       </w:r>
     </w:p>
     <w:p>
@@ -1069,7 +1069,7 @@
         <w:rPr>
           <w:rFonts w:ascii="Noto Serif" w:hAnsi="Noto Serif"/>
         </w:rPr>
-        <w:t>Led a cross-functional team of five (developers, sysadmin, support) to manage daily maintenance and drive major product innovation.</w:t>
+        <w:t xml:space="preserve">Led a cross-functional team of five (developers, sysadmin, support) — daily maintenance on one hand, the bigger product moves on the other.</w:t>
       </w:r>
     </w:p>
     <w:p>
@@ -1091,20 +1091,20 @@
         <w:rPr>
           <w:rFonts w:ascii="Noto Serif" w:hAnsi="Noto Serif"/>
         </w:rPr>
-        <w:t xml:space="preserve">Orchestrated a </w:t>
-      </w:r>
-      <w:r>
-        <w:rPr>
-          <w:rStyle w:val="Strong"/>
-          <w:rFonts w:ascii="Noto Serif" w:hAnsi="Noto Serif"/>
-        </w:rPr>
-        <w:t>complete refactoring from a monolith to microservices architecture</w:t>
-      </w:r>
-      <w:r>
-        <w:rPr>
-          <w:rFonts w:ascii="Noto Serif" w:hAnsi="Noto Serif"/>
-        </w:rPr>
-        <w:t>, improving system scalability and maintainability.</w:t>
+        <w:t xml:space="preserve">Rebuilt it from the monolith into microservices, which made the system easier to scale and maintain.</w:t>
+      </w:r>
+      <w:r>
+        <w:rPr>
+          <w:rStyle w:val="Strong"/>
+          <w:rFonts w:ascii="Noto Serif" w:hAnsi="Noto Serif"/>
+        </w:rPr>
+        <w:t xml:space="preserve"/>
+      </w:r>
+      <w:r>
+        <w:rPr>
+          <w:rFonts w:ascii="Noto Serif" w:hAnsi="Noto Serif"/>
+        </w:rPr>
+        <w:t xml:space="preserve"/>
       </w:r>
     </w:p>
     <w:p>
@@ -1128,7 +1128,7 @@
         <w:rPr>
           <w:rFonts w:ascii="Noto Serif" w:hAnsi="Noto Serif"/>
         </w:rPr>
-        <w:t>Built the content moderation flow and software (with a JS developer), defined directives, and trained a team of six moderators.</w:t>
+        <w:t xml:space="preserve">Built the content moderation flow and tooling with a JS developer, wrote the guidelines, and trained six moderators.</w:t>
       </w:r>
     </w:p>
     <w:p>
@@ -1152,7 +1152,7 @@
         <w:rPr>
           <w:rFonts w:ascii="Noto Serif" w:hAnsi="Noto Serif"/>
         </w:rPr>
-        <w:t>Experimented with new product ideas, building prototypes and MVPs to validate concepts based on user feedback and research.</w:t>
+        <w:t xml:space="preserve">Tested new product ideas by building prototypes and MVPs, validating them against user feedback and research.</w:t>
       </w:r>
     </w:p>
     <w:p>
@@ -1191,13 +1191,13 @@
           <w:rStyle w:val="Strong"/>
           <w:rFonts w:ascii="Noto Serif" w:hAnsi="Noto Serif"/>
         </w:rPr>
-        <w:t>Senior Web Designer &amp; UI Developer (WarFace)</w:t>
-      </w:r>
-      <w:r>
-        <w:rPr>
-          <w:rFonts w:ascii="Noto Serif" w:hAnsi="Noto Serif"/>
-        </w:rPr>
-        <w:t xml:space="preserve"> | *2016 – 2017*</w:t>
+        <w:t xml:space="preserve">Senior Web Designer &amp; UI Developer (Warface)</w:t>
+      </w:r>
+      <w:r>
+        <w:rPr>
+          <w:rFonts w:ascii="Noto Serif" w:hAnsi="Noto Serif"/>
+        </w:rPr>
+        <w:t xml:space="preserve"> | 2016 – 2017</w:t>
       </w:r>
     </w:p>
     <w:p>
@@ -1219,20 +1219,20 @@
         <w:rPr>
           <w:rFonts w:ascii="Noto Serif" w:hAnsi="Noto Serif"/>
         </w:rPr>
-        <w:t xml:space="preserve">Dedicated web designer for the F2P game </w:t>
-      </w:r>
-      <w:r>
-        <w:rPr>
-          <w:rStyle w:val="Strong"/>
-          <w:rFonts w:ascii="Noto Serif" w:hAnsi="Noto Serif"/>
-        </w:rPr>
-        <w:t>WarFace</w:t>
-      </w:r>
-      <w:r>
-        <w:rPr>
-          <w:rFonts w:ascii="Noto Serif" w:hAnsi="Noto Serif"/>
-        </w:rPr>
-        <w:t>, managing the game's web hub and creating high-impact campaign landing pages.</w:t>
+        <w:t xml:space="preserve">Ran the game's web hub for the F2P game Warface</w:t>
+      </w:r>
+      <w:r>
+        <w:rPr>
+          <w:rStyle w:val="Strong"/>
+          <w:rFonts w:ascii="Noto Serif" w:hAnsi="Noto Serif"/>
+        </w:rPr>
+        <w:t xml:space="preserve"/>
+      </w:r>
+      <w:r>
+        <w:rPr>
+          <w:rFonts w:ascii="Noto Serif" w:hAnsi="Noto Serif"/>
+        </w:rPr>
+        <w:t xml:space="preserve"> as its dedicated web designer, building campaign landing pages.</w:t>
       </w:r>
     </w:p>
     <w:p>
@@ -1256,7 +1256,7 @@
         <w:rPr>
           <w:rFonts w:ascii="Noto Serif" w:hAnsi="Noto Serif"/>
         </w:rPr>
-        <w:t>Designed and hand-coded (HTML/CSS/JS) seasonal, story-driven campaign landing pages to hype the community, blending marketing and UX.</w:t>
+        <w:t xml:space="preserve">Designed and hand-coded the seasonal, story-driven landing pages (HTML/CSS/JS) that hyped the community — marketing and UX in one.</w:t>
       </w:r>
     </w:p>
     <w:p>
@@ -1291,7 +1291,7 @@
         <w:rPr>
           <w:rFonts w:ascii="Noto Serif" w:hAnsi="Noto Serif"/>
         </w:rPr>
-        <w:t>, a player-to-player economy feature, through multiple iterations and in collaboration with a multi-studio, international team.</w:t>
+        <w:t xml:space="preserve">, a player-to-player economy feature, over many iterations with a multi-studio, international team.</w:t>
       </w:r>
     </w:p>
     <w:p>
@@ -1320,20 +1320,20 @@
         <w:rPr>
           <w:rFonts w:ascii="Noto Serif" w:hAnsi="Noto Serif"/>
         </w:rPr>
-        <w:t xml:space="preserve"> Became a massive community success, driving </w:t>
-      </w:r>
-      <w:r>
-        <w:rPr>
-          <w:rStyle w:val="Strong"/>
-          <w:rFonts w:ascii="Noto Serif" w:hAnsi="Noto Serif"/>
-        </w:rPr>
-        <w:t>a 30%+ increase in credit sales</w:t>
-      </w:r>
-      <w:r>
-        <w:rPr>
-          <w:rFonts w:ascii="Noto Serif" w:hAnsi="Noto Serif"/>
-        </w:rPr>
-        <w:t xml:space="preserve"> and establishing itself as a widely used core feature.</w:t>
+        <w:t xml:space="preserve"> a community hit — </w:t>
+      </w:r>
+      <w:r>
+        <w:rPr>
+          <w:rStyle w:val="Strong"/>
+          <w:rFonts w:ascii="Noto Serif" w:hAnsi="Noto Serif"/>
+        </w:rPr>
+        <w:t xml:space="preserve">credit sales up 30%+</w:t>
+      </w:r>
+      <w:r>
+        <w:rPr>
+          <w:rFonts w:ascii="Noto Serif" w:hAnsi="Noto Serif"/>
+        </w:rPr>
+        <w:t xml:space="preserve">, and it became a core feature people actually used.</w:t>
       </w:r>
     </w:p>
     <w:p>
@@ -1378,7 +1378,7 @@
         <w:rPr>
           <w:rFonts w:ascii="Noto Serif" w:hAnsi="Noto Serif"/>
         </w:rPr>
-        <w:t xml:space="preserve"> | *2015*</w:t>
+        <w:t xml:space="preserve"> | 2015</w:t>
       </w:r>
     </w:p>
     <w:p>
@@ -1402,7 +1402,7 @@
         <w:rPr>
           <w:rFonts w:ascii="Noto Serif" w:hAnsi="Noto Serif"/>
         </w:rPr>
-        <w:t xml:space="preserve">Spearheaded the </w:t>
+        <w:t xml:space="preserve">Led the </w:t>
       </w:r>
       <w:r>
         <w:rPr>
@@ -1452,7 +1452,7 @@
         <w:rPr>
           <w:rFonts w:ascii="Noto Serif" w:hAnsi="Noto Serif"/>
         </w:rPr>
-        <w:t>Focused on user-centric solutions to enhance the overall experience and engagement on the platform.</w:t>
+        <w:t xml:space="preserve">Kept the work user-first, to lift the overall experience and engagement on the platform.</w:t>
       </w:r>
     </w:p>
     <w:p>
@@ -1476,7 +1476,7 @@
         <w:rPr>
           <w:rFonts w:ascii="Noto Serif" w:hAnsi="Noto Serif"/>
         </w:rPr>
-        <w:t>Collaborated with stakeholders to define and implement a fresh, modern design direction aligned with business goals.</w:t>
+        <w:t xml:space="preserve">Worked with stakeholders to define a fresh, modern direction — and then to implement it, in line with business goals.</w:t>
       </w:r>
     </w:p>
     <w:p>
@@ -1510,7 +1510,7 @@
         <w:rPr>
           <w:rFonts w:ascii="Noto Serif" w:hAnsi="Noto Serif"/>
         </w:rPr>
-        <w:t xml:space="preserve"> | *2013 – 2015*</w:t>
+        <w:t xml:space="preserve"> | 2013 – 2015</w:t>
       </w:r>
     </w:p>
     <w:p>
@@ -1587,7 +1587,7 @@
         <w:rPr>
           <w:rFonts w:ascii="Noto Serif" w:hAnsi="Noto Serif"/>
         </w:rPr>
-        <w:t>, creating cutting-edge, app-like interfaces for mobile web to bypass app store restrictions.</w:t>
+        <w:t xml:space="preserve"> with app-like interfaces on mobile web — the way around app store restrictions at the time.</w:t>
       </w:r>
     </w:p>
     <w:p>
@@ -1610,13 +1610,13 @@
           <w:rStyle w:val="Strong"/>
           <w:rFonts w:ascii="Noto Serif" w:hAnsi="Noto Serif"/>
         </w:rPr>
-        <w:t>Refined the payment system</w:t>
-      </w:r>
-      <w:r>
-        <w:rPr>
-          <w:rFonts w:ascii="Noto Serif" w:hAnsi="Noto Serif"/>
-        </w:rPr>
-        <w:t xml:space="preserve"> through A/B testing and research, making the critical in-show credit purchase process faster and more intuitive.</w:t>
+        <w:t xml:space="preserve">Reworked the payment system with A/B testing and research,</w:t>
+      </w:r>
+      <w:r>
+        <w:rPr>
+          <w:rFonts w:ascii="Noto Serif" w:hAnsi="Noto Serif"/>
+        </w:rPr>
+        <w:t xml:space="preserve"> making the in-show credit purchase faster and more intuitive.</w:t>
       </w:r>
     </w:p>
     <w:p>
@@ -1638,20 +1638,20 @@
         <w:rPr>
           <w:rFonts w:ascii="Noto Serif" w:hAnsi="Noto Serif"/>
         </w:rPr>
-        <w:t xml:space="preserve">Led the design process for </w:t>
-      </w:r>
-      <w:r>
-        <w:rPr>
-          <w:rStyle w:val="Strong"/>
-          <w:rFonts w:ascii="Noto Serif" w:hAnsi="Noto Serif"/>
-        </w:rPr>
-        <w:t>"LiveJasmin Goes Glamorous,"</w:t>
-      </w:r>
-      <w:r>
-        <w:rPr>
-          <w:rFonts w:ascii="Noto Serif" w:hAnsi="Noto Serif"/>
-        </w:rPr>
-        <w:t xml:space="preserve"> defining a new product's visual style and user flows to target a mainstream consumer market.</w:t>
+        <w:t xml:space="preserve">Led the design for </w:t>
+      </w:r>
+      <w:r>
+        <w:rPr>
+          <w:rStyle w:val="Strong"/>
+          <w:rFonts w:ascii="Noto Serif" w:hAnsi="Noto Serif"/>
+        </w:rPr>
+        <w:t xml:space="preserve">"LiveJasmin Goes Glamorous"</w:t>
+      </w:r>
+      <w:r>
+        <w:rPr>
+          <w:rFonts w:ascii="Noto Serif" w:hAnsi="Noto Serif"/>
+        </w:rPr>
+        <w:t xml:space="preserve"> — the visual style and user flows for a brand-new product aimed at a mainstream audience.</w:t>
       </w:r>
     </w:p>
     <w:p>
@@ -1696,7 +1696,7 @@
         <w:rPr>
           <w:rFonts w:ascii="Noto Serif" w:hAnsi="Noto Serif"/>
         </w:rPr>
-        <w:t xml:space="preserve"> | *2013*</w:t>
+        <w:t xml:space="preserve"> | 2013</w:t>
       </w:r>
     </w:p>
     <w:p>
@@ -1718,32 +1718,32 @@
         <w:rPr>
           <w:rFonts w:ascii="Noto Serif" w:hAnsi="Noto Serif"/>
         </w:rPr>
-        <w:t xml:space="preserve">Worked with major brands like </w:t>
-      </w:r>
-      <w:r>
-        <w:rPr>
-          <w:rStyle w:val="Strong"/>
-          <w:rFonts w:ascii="Noto Serif" w:hAnsi="Noto Serif"/>
-        </w:rPr>
-        <w:t>Telekom, Snickers, Whiskas, Pedigree, Tesco</w:t>
-      </w:r>
-      <w:r>
-        <w:rPr>
-          <w:rFonts w:ascii="Noto Serif" w:hAnsi="Noto Serif"/>
-        </w:rPr>
-        <w:t xml:space="preserve"> as a </w:t>
-      </w:r>
-      <w:r>
-        <w:rPr>
-          <w:rFonts w:ascii="Noto Serif" w:hAnsi="Noto Serif"/>
-        </w:rPr>
-        <w:t>Senior</w:t>
-      </w:r>
-      <w:r>
-        <w:rPr>
-          <w:rFonts w:ascii="Noto Serif" w:hAnsi="Noto Serif"/>
-        </w:rPr>
-        <w:t xml:space="preserve"> Art Director, creating compelling digital campaigns.</w:t>
+        <w:t xml:space="preserve">Built digital campaigns as a Senior Art Director for </w:t>
+      </w:r>
+      <w:r>
+        <w:rPr>
+          <w:rStyle w:val="Strong"/>
+          <w:rFonts w:ascii="Noto Serif" w:hAnsi="Noto Serif"/>
+        </w:rPr>
+        <w:t xml:space="preserve">Telekom, Snickers, Whiskas, Pedigree, and Tesco</w:t>
+      </w:r>
+      <w:r>
+        <w:rPr>
+          <w:rFonts w:ascii="Noto Serif" w:hAnsi="Noto Serif"/>
+        </w:rPr>
+        <w:t xml:space="preserve">.</w:t>
+      </w:r>
+      <w:r>
+        <w:rPr>
+          <w:rFonts w:ascii="Noto Serif" w:hAnsi="Noto Serif"/>
+        </w:rPr>
+        <w:t xml:space="preserve"/>
+      </w:r>
+      <w:r>
+        <w:rPr>
+          <w:rFonts w:ascii="Noto Serif" w:hAnsi="Noto Serif"/>
+        </w:rPr>
+        <w:t xml:space="preserve"/>
       </w:r>
     </w:p>
     <w:p>
@@ -1783,7 +1783,7 @@
         <w:rPr>
           <w:rFonts w:ascii="Noto Serif" w:hAnsi="Noto Serif"/>
         </w:rPr>
-        <w:t xml:space="preserve"> | *2011 – 2012*</w:t>
+        <w:t xml:space="preserve"> | 2011 – 2012</w:t>
       </w:r>
     </w:p>
     <w:p>
@@ -1800,32 +1800,32 @@
         <w:rPr>
           <w:rFonts w:ascii="Noto Serif" w:hAnsi="Noto Serif"/>
         </w:rPr>
-        <w:t xml:space="preserve">Worked with major brands like </w:t>
-      </w:r>
-      <w:r>
-        <w:rPr>
-          <w:rStyle w:val="Strong"/>
-          <w:rFonts w:ascii="Noto Serif" w:hAnsi="Noto Serif"/>
-        </w:rPr>
-        <w:t>CitiBank, Telenor, Hauser, Nivea, MOL, Telekom</w:t>
-      </w:r>
-      <w:r>
-        <w:rPr>
-          <w:rFonts w:ascii="Noto Serif" w:hAnsi="Noto Serif"/>
-        </w:rPr>
-        <w:t xml:space="preserve"> as a Digital </w:t>
-      </w:r>
-      <w:r>
-        <w:rPr>
-          <w:rFonts w:ascii="Noto Serif" w:hAnsi="Noto Serif"/>
-        </w:rPr>
-        <w:t>Designer</w:t>
-      </w:r>
-      <w:r>
-        <w:rPr>
-          <w:rFonts w:ascii="Noto Serif" w:hAnsi="Noto Serif"/>
-        </w:rPr>
-        <w:t>, creating compelling digital campaigns.</w:t>
+        <w:t xml:space="preserve">Designed digital campaigns for </w:t>
+      </w:r>
+      <w:r>
+        <w:rPr>
+          <w:rStyle w:val="Strong"/>
+          <w:rFonts w:ascii="Noto Serif" w:hAnsi="Noto Serif"/>
+        </w:rPr>
+        <w:t xml:space="preserve">CitiBank, Telenor, Hauser, Nivea, MOL, and Telekom</w:t>
+      </w:r>
+      <w:r>
+        <w:rPr>
+          <w:rFonts w:ascii="Noto Serif" w:hAnsi="Noto Serif"/>
+        </w:rPr>
+        <w:t xml:space="preserve">.</w:t>
+      </w:r>
+      <w:r>
+        <w:rPr>
+          <w:rFonts w:ascii="Noto Serif" w:hAnsi="Noto Serif"/>
+        </w:rPr>
+        <w:t xml:space="preserve"/>
+      </w:r>
+      <w:r>
+        <w:rPr>
+          <w:rFonts w:ascii="Noto Serif" w:hAnsi="Noto Serif"/>
+        </w:rPr>
+        <w:t xml:space="preserve"/>
       </w:r>
     </w:p>
     <w:p>
@@ -1870,7 +1870,7 @@
         <w:rPr>
           <w:rFonts w:ascii="Noto Serif" w:hAnsi="Noto Serif"/>
         </w:rPr>
-        <w:t xml:space="preserve"> | *2010 – 2011*</w:t>
+        <w:t xml:space="preserve"> | 2010 – 2011</w:t>
       </w:r>
     </w:p>
     <w:p>
@@ -1887,7 +1887,7 @@
         <w:rPr>
           <w:rFonts w:ascii="Noto Serif" w:hAnsi="Noto Serif"/>
         </w:rPr>
-        <w:t xml:space="preserve">Worked with major brands like </w:t>
+        <w:t xml:space="preserve">Designed and art directed campaigns for </w:t>
       </w:r>
       <w:r>
         <w:rPr>
@@ -1929,13 +1929,13 @@
           <w:rStyle w:val="Strong"/>
           <w:rFonts w:ascii="Noto Serif" w:hAnsi="Noto Serif"/>
         </w:rPr>
-        <w:t xml:space="preserve"> and Nivea</w:t>
-      </w:r>
-      <w:r>
-        <w:rPr>
-          <w:rFonts w:ascii="Noto Serif" w:hAnsi="Noto Serif"/>
-        </w:rPr>
-        <w:t xml:space="preserve"> as a Digital Art Director, creating compelling digital campaigns. </w:t>
+        <w:t xml:space="preserve">, and Nivea</w:t>
+      </w:r>
+      <w:r>
+        <w:rPr>
+          <w:rFonts w:ascii="Noto Serif" w:hAnsi="Noto Serif"/>
+        </w:rPr>
+        <w:t xml:space="preserve">. </w:t>
       </w:r>
       <w:r>
         <w:rPr>
@@ -1943,7 +1943,7 @@
           <w:b/>
           <w:bCs/>
         </w:rPr>
-        <w:t>Two of my project</w:t>
+        <w:t xml:space="preserve">The Hipnozis Advertisement Awards honored two of those projects.</w:t>
       </w:r>
       <w:r>
         <w:rPr>
@@ -1951,7 +1951,7 @@
           <w:b/>
           <w:bCs/>
         </w:rPr>
-        <w:t>s</w:t>
+        <w:t xml:space="preserve"/>
       </w:r>
       <w:r>
         <w:rPr>
@@ -1959,13 +1959,13 @@
           <w:b/>
           <w:bCs/>
         </w:rPr>
-        <w:t xml:space="preserve"> were honored on the</w:t>
-      </w:r>
-      <w:r>
-        <w:rPr>
-          <w:rFonts w:ascii="Noto Serif" w:hAnsi="Noto Serif"/>
-        </w:rPr>
-        <w:t xml:space="preserve"> </w:t>
+        <w:t xml:space="preserve"/>
+      </w:r>
+      <w:r>
+        <w:rPr>
+          <w:rFonts w:ascii="Noto Serif" w:hAnsi="Noto Serif"/>
+        </w:rPr>
+        <w:t xml:space="preserve"/>
       </w:r>
       <w:r>
         <w:rPr>
@@ -1973,13 +1973,13 @@
           <w:b/>
           <w:bCs/>
         </w:rPr>
-        <w:t>Hipnozis Advertisement Awards</w:t>
-      </w:r>
-      <w:r>
-        <w:rPr>
-          <w:rFonts w:ascii="Noto Serif" w:hAnsi="Noto Serif"/>
-        </w:rPr>
-        <w:t>.</w:t>
+        <w:t xml:space="preserve"/>
+      </w:r>
+      <w:r>
+        <w:rPr>
+          <w:rFonts w:ascii="Noto Serif" w:hAnsi="Noto Serif"/>
+        </w:rPr>
+        <w:t xml:space="preserve"/>
       </w:r>
     </w:p>
     <w:p>
@@ -2024,7 +2024,7 @@
         <w:rPr>
           <w:rFonts w:ascii="Noto Serif" w:hAnsi="Noto Serif"/>
         </w:rPr>
-        <w:t xml:space="preserve"> | *2010 – 2011*</w:t>
+        <w:t xml:space="preserve"> | 2010 – 2011</w:t>
       </w:r>
     </w:p>
     <w:p>
@@ -2043,7 +2043,7 @@
         <w:rPr>
           <w:rFonts w:ascii="Noto Serif" w:hAnsi="Noto Serif"/>
         </w:rPr>
-        <w:t>Worked in tandem with a backend developer providing digital solutions for government agencies and the local municipality office.</w:t>
+        <w:t xml:space="preserve">Worked alongside a backend developer, building digital solutions for government agencies and the local municipality.</w:t>
       </w:r>
     </w:p>
     <w:p>
@@ -2088,7 +2088,7 @@
         <w:rPr>
           <w:rFonts w:ascii="Noto Serif" w:hAnsi="Noto Serif"/>
         </w:rPr>
-        <w:t xml:space="preserve"> | *2008 – 2009*</w:t>
+        <w:t xml:space="preserve"> | 2008 – 2009</w:t>
       </w:r>
     </w:p>
     <w:p>
@@ -2107,7 +2107,7 @@
         <w:rPr>
           <w:rFonts w:ascii="Noto Serif" w:hAnsi="Noto Serif"/>
         </w:rPr>
-        <w:t>Worked in a team of three in early adoption of Microsoft Silverlight creating the digital version of Hungary’s most important historical codex with close collaboration with Microsoft.</w:t>
+        <w:t xml:space="preserve">Joined a three-person team that got in early on Microsoft Silverlight, building the digital version of Hungary’s most important historical codex alongside Microsoft.</w:t>
       </w:r>
     </w:p>
     <w:p>
@@ -2152,7 +2152,7 @@
         <w:rPr>
           <w:rFonts w:ascii="Noto Serif" w:hAnsi="Noto Serif"/>
         </w:rPr>
-        <w:t xml:space="preserve"> | *2006 – 2008*</w:t>
+        <w:t xml:space="preserve"> | 2006 – 2008</w:t>
       </w:r>
     </w:p>
     <w:p>
@@ -2171,7 +2171,7 @@
         <w:rPr>
           <w:rFonts w:ascii="Noto Serif" w:hAnsi="Noto Serif"/>
         </w:rPr>
-        <w:t>Organized events and activities for developer students and supporting the programming teachers.</w:t>
+        <w:t xml:space="preserve">Ran events and activities for developer students, and supported the programming teachers.</w:t>
       </w:r>
     </w:p>
     <w:p>
@@ -2190,7 +2190,7 @@
         <w:rPr>
           <w:rFonts w:ascii="Noto Serif" w:hAnsi="Noto Serif"/>
         </w:rPr>
-        <w:t>Built several community forums on asp.net platform with close collaboration with Microsoft.</w:t>
+        <w:t xml:space="preserve">Built several community forums on the ASP.NET platform, again working closely with Microsoft.</w:t>
       </w:r>
     </w:p>
     <w:p>
@@ -2235,7 +2235,7 @@
         <w:rPr>
           <w:rFonts w:ascii="Noto Serif" w:hAnsi="Noto Serif"/>
         </w:rPr>
-        <w:t xml:space="preserve"> | *2005 – 2007*</w:t>
+        <w:t xml:space="preserve"> | 2005 – 2007</w:t>
       </w:r>
     </w:p>
     <w:p>
@@ -2254,7 +2254,7 @@
         <w:rPr>
           <w:rFonts w:ascii="Noto Serif" w:hAnsi="Noto Serif"/>
         </w:rPr>
-        <w:t>Main responsibility was to deliver full stack PHP projects in various areas as only developer and designer, also supporting the sysadmin in Linux server administration.</w:t>
+        <w:t xml:space="preserve">Delivered full-stack PHP projects across various areas as the only developer and designer, and helped the sysadmin with Linux server administration.</w:t>
       </w:r>
     </w:p>
     <w:p>
@@ -2348,19 +2348,19 @@
         <w:rPr>
           <w:rFonts w:ascii="Noto Serif" w:hAnsi="Noto Serif"/>
         </w:rPr>
-        <w:t xml:space="preserve">Building FOSS web </w:t>
-      </w:r>
-      <w:r>
-        <w:rPr>
-          <w:rFonts w:ascii="Noto Serif" w:hAnsi="Noto Serif"/>
-        </w:rPr>
-        <w:t>applications</w:t>
-      </w:r>
-      <w:r>
-        <w:rPr>
-          <w:rFonts w:ascii="Noto Serif" w:hAnsi="Noto Serif"/>
-        </w:rPr>
-        <w:t xml:space="preserve"> to solve personal and community needs. Examples include:</w:t>
+        <w:t xml:space="preserve">Building FOSS web apps for needs I run into myself and in the community:</w:t>
+      </w:r>
+      <w:r>
+        <w:rPr>
+          <w:rFonts w:ascii="Noto Serif" w:hAnsi="Noto Serif"/>
+        </w:rPr>
+        <w:t xml:space="preserve"/>
+      </w:r>
+      <w:r>
+        <w:rPr>
+          <w:rFonts w:ascii="Noto Serif" w:hAnsi="Noto Serif"/>
+        </w:rPr>
+        <w:t xml:space="preserve"/>
       </w:r>
     </w:p>
     <w:p>
@@ -2445,7 +2445,7 @@
         <w:rPr>
           <w:rFonts w:ascii="Noto Serif" w:hAnsi="Noto Serif"/>
         </w:rPr>
-        <w:t>A simple job application logbook.</w:t>
+        <w:t xml:space="preserve">job application logbook for job seekers.</w:t>
       </w:r>
     </w:p>
     <w:p>
@@ -2534,7 +2534,7 @@
         <w:rPr>
           <w:rFonts w:ascii="Noto Serif" w:hAnsi="Noto Serif"/>
         </w:rPr>
-        <w:t>A neurodivergent-friendly meal tracker with AI assistance.</w:t>
+        <w:t xml:space="preserve">neurodivergent-friendly meal tracker with AI assistance.</w:t>
       </w:r>
     </w:p>
     <w:p>
@@ -2584,19 +2584,19 @@
         <w:rPr>
           <w:rFonts w:ascii="Noto Serif" w:hAnsi="Noto Serif"/>
         </w:rPr>
-        <w:t xml:space="preserve"> A simple GitHub </w:t>
-      </w:r>
-      <w:r>
-        <w:rPr>
-          <w:rFonts w:ascii="Noto Serif" w:hAnsi="Noto Serif"/>
-        </w:rPr>
-        <w:t>P</w:t>
-      </w:r>
-      <w:r>
-        <w:rPr>
-          <w:rFonts w:ascii="Noto Serif" w:hAnsi="Noto Serif"/>
-        </w:rPr>
-        <w:t>ages-hosted photo gallery for amateur photographers.</w:t>
+        <w:t xml:space="preserve"> photo gallery for amateur photographers, hosted on GitHub Pages.</w:t>
+      </w:r>
+      <w:r>
+        <w:rPr>
+          <w:rFonts w:ascii="Noto Serif" w:hAnsi="Noto Serif"/>
+        </w:rPr>
+        <w:t xml:space="preserve"/>
+      </w:r>
+      <w:r>
+        <w:rPr>
+          <w:rFonts w:ascii="Noto Serif" w:hAnsi="Noto Serif"/>
+        </w:rPr>
+        <w:t xml:space="preserve"/>
       </w:r>
     </w:p>
     <w:p>
@@ -2642,7 +2642,7 @@
         <w:rPr>
           <w:rFonts w:ascii="Noto Serif" w:hAnsi="Noto Serif"/>
         </w:rPr>
-        <w:t xml:space="preserve"> | *2012 – 2014*</w:t>
+        <w:t xml:space="preserve"> | 2012 – 2014</w:t>
       </w:r>
     </w:p>
     <w:p>
@@ -2666,13 +2666,13 @@
         <w:rPr>
           <w:rFonts w:ascii="Noto Serif" w:hAnsi="Noto Serif"/>
         </w:rPr>
-        <w:t xml:space="preserve">Founded a creative studio, managing client projects and delivering design solutions across various media. Worked with major brands like </w:t>
-      </w:r>
-      <w:r>
-        <w:rPr>
-          <w:rFonts w:ascii="Noto Serif" w:hAnsi="Noto Serif"/>
-        </w:rPr>
-        <w:t>Absolut Vodka, Volvo, MacWorld, Apple, Canon.</w:t>
+        <w:t xml:space="preserve">Founded a creative studio, running client projects and delivering design across various media. Clients included Absolut Vodka, Volvo, MacWorld, Apple, and Canon.</w:t>
+      </w:r>
+      <w:r>
+        <w:rPr>
+          <w:rFonts w:ascii="Noto Serif" w:hAnsi="Noto Serif"/>
+        </w:rPr>
+        <w:t xml:space="preserve"/>
       </w:r>
     </w:p>
     <w:p>
@@ -2721,7 +2721,7 @@
         <w:rPr>
           <w:rFonts w:ascii="Noto Serif" w:hAnsi="Noto Serif"/>
         </w:rPr>
-        <w:t xml:space="preserve"> | *2009*</w:t>
+        <w:t xml:space="preserve"> | 2009</w:t>
       </w:r>
     </w:p>
     <w:p>
@@ -2754,7 +2754,7 @@
         <w:rPr>
           <w:rFonts w:ascii="Noto Serif" w:hAnsi="Noto Serif"/>
         </w:rPr>
-        <w:t xml:space="preserve"> | *2005 – 2008*</w:t>
+        <w:t xml:space="preserve"> | 2005 – 2008</w:t>
       </w:r>
     </w:p>
     <w:p>
@@ -2778,7 +2778,7 @@
         <w:rPr>
           <w:rFonts w:ascii="Noto Serif" w:hAnsi="Noto Serif"/>
         </w:rPr>
-        <w:t>Left to pursue a successful freelance career as a full-stack web developer, building on early professional experience at Microsoft and Awknet.</w:t>
+        <w:t xml:space="preserve">Left to go freelance as a full-stack web developer, building on early experience at Microsoft and Awknet.</w:t>
       </w:r>
     </w:p>
     <w:p>
@@ -2811,26 +2811,7 @@
         <w:rPr>
           <w:rFonts w:ascii="Noto Serif" w:hAnsi="Noto Serif"/>
         </w:rPr>
-        <w:t xml:space="preserve"> | *2001 – 2005*</w:t>
-      </w:r>
-    </w:p>
-    <w:p>
-      <w:pPr>
-        <w:pStyle w:val="Heading2"/>
-        <w:numPr>
-          <w:ilvl w:val="0"/>
-          <w:numId w:val="0"/>
-        </w:numPr>
-        <w:bidi w:val="0"/>
-        <w:ind w:hanging="0" w:start="0"/>
-        <w:rPr>
-          <w:rFonts w:ascii="Noto Serif" w:hAnsi="Noto Serif"/>
-        </w:rPr>
-      </w:pPr>
-      <w:r>
-        <w:rPr>
-          <w:rFonts w:ascii="Noto Serif" w:hAnsi="Noto Serif"/>
-        </w:rPr>
+        <w:t xml:space="preserve"> | 2001 – 2005</w:t>
       </w:r>
     </w:p>
     <w:p>
@@ -2933,7 +2914,7 @@
         <w:rPr>
           <w:rFonts w:ascii="Noto Serif" w:hAnsi="Noto Serif"/>
         </w:rPr>
-        <w:t xml:space="preserve"> 6+ years remote work experience, 4+ years as a digital nomad. High-speed fiber (700–800 Mbps) with 5G backup. </w:t>
+        <w:t xml:space="preserve"> 6+ years working remotely, 4+ of them as a digital nomad. Fiber at 700–800 Mbps with 5G backup, and I keep EU hours.</w:t>
       </w:r>
       <w:r>
         <w:rPr>
@@ -2941,7 +2922,7 @@
           <w:b/>
           <w:bCs/>
         </w:rPr>
-        <w:t>Fully aligned with EU time zones.</w:t>
+        <w:t xml:space="preserve"/>
       </w:r>
     </w:p>
     <w:p>
@@ -2970,7 +2951,7 @@
         <w:rPr>
           <w:rFonts w:ascii="Noto Serif" w:hAnsi="Noto Serif"/>
         </w:rPr>
-        <w:t xml:space="preserve"> Available as full-time employee or contractor (Estonian e-company setup in progress for EU-compliant invoicing).</w:t>
+        <w:t xml:space="preserve"> Available full-time or as a contractor (Estonian e-company setup in progress, so invoicing stays EU-compliant).</w:t>
       </w:r>
     </w:p>
     <w:p>
@@ -3018,7 +2999,7 @@
     </w:p>
     <w:sectPr>
       <w:type w:val="nextPage"/>
-      <w:pgSz w:w="12240" w:h="15840"/>
+      <w:pgSz w:w="11906" w:h="16838" w:code="9"/>
       <w:pgMar w:left="1134" w:right="1134" w:gutter="0" w:header="0" w:top="1134" w:footer="0" w:bottom="1134"/>
       <w:pgNumType w:fmt="decimal"/>
       <w:formProt w:val="false"/>
